--- a/docs/neuropulse_supplier_selection_checklist.docx
+++ b/docs/neuropulse_supplier_selection_checklist.docx
@@ -3750,7 +3750,13 @@
                 <w:color w:val="C00000"/>
                 <w:sz w:val="16"/>
               </w:rPr>
-              <w:t>Batch peel test: minimum 5 coupons per production batch. Peel force &gt; 150 N/m (per IPC-TM-650 2.4.9). Batch released only after peel test pass. Peel test data retained with batch record.</w:t>
+            </w:r>
+            <w:r>
+              <w:rPr>
+                <w:b w:val="0"/>
+                <w:sz w:val="16"/>
+              </w:rPr>
+              <w:t>Batch peel test: minimum 5 coupons per production batch. 90° peel test per IPC-TM-650 2.4.9. Pass criterion: peel force ≥ 150 N/m (per NP-HW-FPC-001 §9.3). Target ≥ 400 N/m. Batch released only after peel test pass. Peel test data retained with batch record.</w:t>
             </w:r>
           </w:p>
         </w:tc>
@@ -4028,6 +4034,79 @@
                 <w:sz w:val="16"/>
               </w:rPr>
               <w:t>☐</w:t>
+            </w:r>
+          </w:p>
+        </w:tc>
+      </w:tr>
+      <w:tr>
+        <w:tc>
+          <w:tcPr>
+            <w:tcW w:w="1007" w:type="dxa"/>
+            <w:shd w:val="clear" w:color="auto" w:fill="FFE7E7"/>
+          </w:tcPr>
+          <w:p>
+            <w:r>
+              <w:rPr>
+                <w:b/>
+                <w:sz w:val="16"/>
+              </w:rPr>
+              <w:t xml:space="preserve">SUP-C-08</w:t>
+            </w:r>
+          </w:p>
+        </w:tc>
+        <w:tc>
+          <w:tcPr>
+            <w:tcW w:w="4608" w:type="dxa"/>
+            <w:shd w:val="clear" w:color="auto" w:fill="FFE7E7"/>
+          </w:tcPr>
+          <w:p>
+            <w:r>
+              <w:rPr>
+                <w:sz w:val="16"/>
+              </w:rPr>
+              <w:t xml:space="preserve">PDMS thermal cycling qualification capability: supplier must be able to provide 10 bonded PDMS–FPC coupons for IEC 60068-2-14 thermal cycling qualification (200 cycles, −10°C to +65°C) before production commences. Supplier either runs the cycling test in-house (must have calibrated thermal chamber and IEC 60068-2-14 procedure) or submits coupons to an accredited third-party test house. Test report signed by supplier quality and NeuroPulse HW EE required before any production FPCs are delivered. Reference: NP-FAI-ZM-001 §3e FAI-TC01–FAI-TC06.</w:t>
+            </w:r>
+          </w:p>
+        </w:tc>
+        <w:tc>
+          <w:tcPr>
+            <w:tcW w:w="2448" w:type="dxa"/>
+            <w:shd w:val="clear" w:color="auto" w:fill="FFE7E7"/>
+          </w:tcPr>
+          <w:p>
+            <w:r>
+              <w:rPr>
+                <w:sz w:val="16"/>
+              </w:rPr>
+              <w:t xml:space="preserve">Thermal chamber calibration cert + IEC 60068-2-14 procedure, or named third-party test house with accreditation</w:t>
+            </w:r>
+          </w:p>
+        </w:tc>
+        <w:tc>
+          <w:tcPr>
+            <w:tcW w:w="1080" w:type="dxa"/>
+            <w:shd w:val="clear" w:color="auto" w:fill="FFE7E7"/>
+          </w:tcPr>
+          <w:p>
+            <w:r>
+              <w:rPr>
+                <w:sz w:val="16"/>
+              </w:rPr>
+              <w:t xml:space="preserve">⛔ BLOCKING</w:t>
+            </w:r>
+          </w:p>
+        </w:tc>
+        <w:tc>
+          <w:tcPr>
+            <w:tcW w:w="1224" w:type="dxa"/>
+            <w:shd w:val="clear" w:color="auto" w:fill="FFE7E7"/>
+          </w:tcPr>
+          <w:p>
+            <w:r>
+              <w:rPr>
+                <w:sz w:val="16"/>
+              </w:rPr>
+              <w:t xml:space="preserve">☐</w:t>
             </w:r>
           </w:p>
         </w:tc>

--- a/docs/neuropulse_supplier_selection_checklist.docx
+++ b/docs/neuropulse_supplier_selection_checklist.docx
@@ -254,7 +254,7 @@
           <w:b w:val="0"/>
           <w:sz w:val="20"/>
         </w:rPr>
-        <w:t>RISK-20 traceability: This checklist is the primary mitigation document for RISK-20 (CFRP shell slot rim Ra ≤ 1.6 µm surface finish). The RISK-20 item (SUP-M-07) is BLOCKING — tooling must not be released without a written supplier confirmation that this surface finish is achievable with moulded CFRP at the slot rim geometry.</w:t>
+        <w:t>RISK-20 traceability: This checklist is the primary mitigation document for RISK-20 (CFRP shell slot rim Ra ≤ 1.6 µm surface finish). The RISK-20 item (SUP-M-07) is BLOCKING — tooling must not be released without a written supplier confirmation that this surface finish is achievable with molded CFRP at the slot rim geometry.</w:t>
       </w:r>
     </w:p>
     <w:p/>
@@ -383,7 +383,7 @@
               <w:rPr>
                 <w:sz w:val="16"/>
               </w:rPr>
-              <w:t>Injection moulding of zone module body (PC/ABS) + co-moulding of Shore 40–50A silicone gasket. 5 unique mould cavities (one per zone position). Volume: T1 ramp to ~10,000 units/year.</w:t>
+              <w:t>Injection moulding of zone module body (PC/ABS) + co-moulding of Shore 40–50A silicone gasket. 5 unique mold cavities (one per zone position). Volume: T1 ramp to ~10,000 units/year.</w:t>
             </w:r>
           </w:p>
         </w:tc>
@@ -1333,7 +1333,7 @@
                 <w:color w:val="C00000"/>
                 <w:sz w:val="16"/>
               </w:rPr>
-              <w:t>CMM or optical measurement system capable of ±0.02 mm measurement uncertainty for features ≤ 5 mm. Required for gasket groove depth (±0.1 mm) and PD2 aperture centre offset (≤0.2 mm).</w:t>
+              <w:t>CMM or optical measurement system capable of ±0.02 mm measurement uncertainty for features ≤ 5 mm. Required for gasket groove depth (±0.1 mm) and PD2 aperture center offset (≤0.2 mm).</w:t>
             </w:r>
           </w:p>
         </w:tc>
@@ -1714,7 +1714,7 @@
               <w:rPr>
                 <w:sz w:val="16"/>
               </w:rPr>
-              <w:t>Colour measurement capability (spectrophotometer, ΔE ≤ 1.0) for zone module colour coding verification (5 colours, bulk material). Required before each production lot approval.</w:t>
+              <w:t>Color measurement capability (spectrophotometer, ΔE ≤ 1.0) for zone module color coding verification (5 colours, bulk material). Required before each production lot approval.</w:t>
             </w:r>
           </w:p>
         </w:tc>
@@ -1793,16 +1793,16 @@
                 <w:color w:val="C00000"/>
                 <w:sz w:val="16"/>
               </w:rPr>
-              <w:t>[BLOCKING — RISK-20] CFRP shell slot rim surface finish: supplier must provide written confirmation, with supporting measurement data, that moulded CFRP can achieve Ra ≤ 1.6 µm at the zone slot rim contact surface (gasket mating face) without secondary machining operations.</w:t>
+              <w:t>[BLOCKING — RISK-20] CFRP shell slot rim surface finish: supplier must provide written confirmation, with supporting measurement data, that molded CFRP can achieve Ra ≤ 1.6 µm at the zone slot rim contact surface (gasket mating face) without secondary machining operations.</w:t>
               <w:br/>
               <w:br/>
-              <w:t>Background: moulded CFRP typically achieves Ra 1.6–3.2 µm depending on fibre orientation, resin system, and tool surface finish. The Ra ≤ 1.6 µm requirement comes from the RISK-16 Option A self-sealing gasket: insufficient surface finish at the gasket seat results in leakage paths and IPX4 non-compliance. If the supplier cannot achieve Ra ≤ 1.6 µm by moulding alone, they must propose a secondary operation (e.g. resin flooding, tool polishing, or post-mould machining) with confirmed cost and lead time impact before tooling is approved.</w:t>
+              <w:t>Background: molded CFRP typically achieves Ra 1.6–3.2 µm depending on fibre orientation, resin system, and tool surface finish. The Ra ≤ 1.6 µm requirement comes from the RISK-16 Option A self-sealing gasket: insufficient surface finish at the gasket seat results in leakage paths and IPX4 non-compliance. If the supplier cannot achieve Ra ≤ 1.6 µm by moulding alone, they must propose a secondary operation (e.g. resin flooding, tool polishing, or post-mold machining) with confirmed cost and lead time impact before tooling is approved.</w:t>
               <w:br/>
               <w:br/>
               <w:t>Confirmation format: written statement on supplier letterhead specifying: (1) measured Ra achieved at equivalent CFRP geometry, (2) tool surface finish used (Ra of tool steel), (3) resin system, (4) whether secondary operation is required and at what cost. Measurements must be from a coupon or prior part, not theoretical. Supplier signature required.</w:t>
               <w:br/>
               <w:br/>
-              <w:t>If Ra &gt; 1.6 µm is confirmed unavoidable: escalate to ME + EE immediately; gasket geometry or shell slot design must be revised before mould release.</w:t>
+              <w:t>If Ra &gt; 1.6 µm is confirmed unavoidable: escalate to ME + EE immediately; gasket geometry or shell slot design must be revised before mold release.</w:t>
             </w:r>
           </w:p>
         </w:tc>
@@ -1948,7 +1948,7 @@
           <w:b w:val="0"/>
           <w:sz w:val="20"/>
         </w:rPr>
-        <w:t>Required for zone module body supplier. The zone module body requires simultaneous co-moulding of Shore 40–50A silicone (gasket, feature F-05/F-06 in NP-TOOL-ZM-001) with a PC/ABS thermoplastic shell. Five distinct mould tools are required (one per zone position, unique mechanical key per zone).</w:t>
+        <w:t>Required for zone module body supplier. The zone module body requires simultaneous co-moulding of Shore 40–50A silicone (gasket, feature F-05/F-06 in NP-TOOL-ZM-001) with a PC/ABS thermoplastic shell. Five distinct mold tools are required (one per zone position, unique mechanical key per zone).</w:t>
       </w:r>
     </w:p>
     <w:p/>
@@ -2239,7 +2239,7 @@
               <w:rPr>
                 <w:sz w:val="16"/>
               </w:rPr>
-              <w:t>Mould tool for small features: capable of producing braille dot diameter 1.5 mm ± 0.1 mm, height 0.48 mm ± 0.05 mm, and inter-dot spacing 2.3 mm. EDM or high-precision milling required for braille cavity.</w:t>
+              <w:t>Mold tool for small features: capable of producing braille dot diameter 1.5 mm ± 0.1 mm, height 0.48 mm ± 0.05 mm, and inter-dot spacing 2.3 mm. EDM or high-precision milling required for braille cavity.</w:t>
             </w:r>
           </w:p>
         </w:tc>
@@ -2253,7 +2253,7 @@
               <w:rPr>
                 <w:sz w:val="16"/>
               </w:rPr>
-              <w:t>Sample braille moulded part + measurements</w:t>
+              <w:t>Sample braille molded part + measurements</w:t>
             </w:r>
           </w:p>
         </w:tc>
@@ -2312,7 +2312,7 @@
               <w:rPr>
                 <w:sz w:val="16"/>
               </w:rPr>
-              <w:t>Five unique mould tools (one per zone position, unique mechanical key geometry). Willing to manufacture all 5 with shared runner/gate design where possible to reduce per-part cost at volume.</w:t>
+              <w:t>Five unique mold tools (one per zone position, unique mechanical key geometry). Willing to manufacture all 5 with shared runner/gate design where possible to reduce per-part cost at volume.</w:t>
             </w:r>
           </w:p>
         </w:tc>
@@ -2385,7 +2385,7 @@
               <w:rPr>
                 <w:sz w:val="16"/>
               </w:rPr>
-              <w:t>Bulk colour moulding in 5 colours (Blue/Red/Green/Yellow/Purple for ZM-01–05). Colour in material — not surface paint. Colour-fast under IPA wipe (1,000 cycles) and UV exposure (500 hours QUV-A).</w:t>
+              <w:t>Bulk color moulding in 5 colours (Blue/Red/Green/Yellow/Purple for ZM-01–05). Color in material — not surface paint. Color-fast under IPA wipe (1,000 cycles) and UV exposure (500 hours QUV-A).</w:t>
             </w:r>
           </w:p>
         </w:tc>
@@ -2399,7 +2399,7 @@
               <w:rPr>
                 <w:sz w:val="16"/>
               </w:rPr>
-              <w:t>Material colour specification + QUV data or commitment</w:t>
+              <w:t>Material color specification + QUV data or commitment</w:t>
             </w:r>
           </w:p>
         </w:tc>
@@ -2458,7 +2458,7 @@
               <w:rPr>
                 <w:sz w:val="16"/>
               </w:rPr>
-              <w:t>Moulded-in pull tab geometry (F-08): 8 × 5 mm raised tongue, 2 mm height, knurl texture Ra 1.6 µm on grip surface. Confirm draft angle feasibility.</w:t>
+              <w:t>Molded-in pull tab geometry (F-08): 8 × 5 mm raised tongue, 2 mm height, knurl texture Ra 1.6 µm on grip surface. Confirm draft angle feasibility.</w:t>
             </w:r>
           </w:p>
         </w:tc>
@@ -2531,7 +2531,7 @@
               <w:rPr>
                 <w:sz w:val="16"/>
               </w:rPr>
-              <w:t>Gasket compression set validation capability: 70h at 70°C per ASTM D395. Accept criterion: compression set ≤ 20%. Must be performed on co-moulded gasket (not free silicone strip) for first-article qualification.</w:t>
+              <w:t>Gasket compression set validation capability: 70h at 70°C per ASTM D395. Accept criterion: compression set ≤ 20%. Must be performed on co-molded gasket (not free silicone strip) for first-article qualification.</w:t>
             </w:r>
           </w:p>
         </w:tc>
@@ -2879,7 +2879,7 @@
               <w:rPr>
                 <w:sz w:val="16"/>
               </w:rPr>
-              <w:t>CFRP tooling experience: minimum 3 prior production programmes with moulded CFRP enclosures, internal channel features, and dimensional tolerances ≤ ±0.2 mm. Provide representative samples or part numbers (under NDA if required).</w:t>
+              <w:t>CFRP tooling experience: minimum 3 prior production programmes with molded CFRP enclosures, internal channel features, and dimensional tolerances ≤ ±0.2 mm. Provide representative samples or part numbers (under NDA if required).</w:t>
             </w:r>
           </w:p>
         </w:tc>
@@ -2893,7 +2893,7 @@
               <w:rPr>
                 <w:sz w:val="16"/>
               </w:rPr>
-              <w:t>Programme references + samples</w:t>
+              <w:t>Program references + samples</w:t>
             </w:r>
           </w:p>
         </w:tc>
@@ -3244,7 +3244,7 @@
               <w:rPr>
                 <w:sz w:val="16"/>
               </w:rPr>
-              <w:t>Zone slot rim geometry: 5 zone slot openings with asymmetric mechanical key receiver profiles (one per zone), matching zone module keys (F-01 in NP-TOOL-ZM-001). Confirm machined vs. moulded receiver profile and achievable positional tolerance.</w:t>
+              <w:t>Zone slot rim geometry: 5 zone slot openings with asymmetric mechanical key receiver profiles (one per zone), matching zone module keys (F-01 in NP-TOOL-ZM-001). Confirm machined vs. molded receiver profile and achievable positional tolerance.</w:t>
             </w:r>
           </w:p>
         </w:tc>
@@ -3317,7 +3317,7 @@
               <w:rPr>
                 <w:sz w:val="16"/>
               </w:rPr>
-              <w:t>Anchor post moulding: tethered interface cover anchor posts (5 zone slot posts + 3 accessory port positions) moulded into shell at zero incremental tooling cost if specified before first cut. Confirm this is achievable.</w:t>
+              <w:t>Anchor post moulding: tethered interface cover anchor posts (5 zone slot posts + 3 accessory port positions) molded into shell at zero incremental tooling cost if specified before first cut. Confirm this is achievable.</w:t>
             </w:r>
           </w:p>
         </w:tc>
@@ -4829,7 +4829,7 @@
               <w:rPr>
                 <w:sz w:val="16"/>
               </w:rPr>
-              <w:t>Moulded CFRP typically achieves Ra 1.6–3.2 µm. Gasket seal requires Ra ≤ 1.6 µm at slot rim. Gap between achievable and required finish is unconfirmed.</w:t>
+              <w:t>Molded CFRP typically achieves Ra 1.6–3.2 µm. Gasket seal requires Ra ≤ 1.6 µm at slot rim. Gap between achievable and required finish is unconfirmed.</w:t>
             </w:r>
           </w:p>
         </w:tc>
